--- a/07-SRS/非功能性需求(NFR).docx
+++ b/07-SRS/非功能性需求(NFR).docx
@@ -148,7 +148,7 @@
           </w:tcPr>
           <w:p>
             <w:r>
-              <w:t>V1.0</w:t>
+              <w:t>V1.1</w:t>
             </w:r>
           </w:p>
         </w:tc>
@@ -170,7 +170,7 @@
           </w:tcPr>
           <w:p>
             <w:r>
-              <w:t>初始基线</w:t>
+              <w:t>扩写基线</w:t>
             </w:r>
           </w:p>
         </w:tc>
@@ -192,7 +192,7 @@
           </w:tcPr>
           <w:p>
             <w:r>
-              <w:t>2026-05-23</w:t>
+              <w:t>2026-05-30</w:t>
             </w:r>
           </w:p>
         </w:tc>
@@ -312,6 +312,48 @@
           <w:p>
             <w:r>
               <w:t>建立非功能需求初稿，定义性能、可用性、安全、可靠性、维护性、兼容性和运维指标。</w:t>
+            </w:r>
+          </w:p>
+        </w:tc>
+        <w:tc>
+          <w:tcPr>
+            <w:tcW w:type="dxa" w:w="2340"/>
+          </w:tcPr>
+          <w:p>
+            <w:r>
+              <w:t>需求分析团队</w:t>
+            </w:r>
+          </w:p>
+        </w:tc>
+      </w:tr>
+      <w:tr>
+        <w:tc>
+          <w:tcPr>
+            <w:tcW w:type="dxa" w:w="2340"/>
+          </w:tcPr>
+          <w:p>
+            <w:r>
+              <w:t>V1.1</w:t>
+            </w:r>
+          </w:p>
+        </w:tc>
+        <w:tc>
+          <w:tcPr>
+            <w:tcW w:type="dxa" w:w="2340"/>
+          </w:tcPr>
+          <w:p>
+            <w:r>
+              <w:t>2026-05-30</w:t>
+            </w:r>
+          </w:p>
+        </w:tc>
+        <w:tc>
+          <w:tcPr>
+            <w:tcW w:type="dxa" w:w="2340"/>
+          </w:tcPr>
+          <w:p>
+            <w:r>
+              <w:t>同步SRS V1.1扩展后的用户群和功能范围，补充性能、安全、容量和多端兼容验收方法。</w:t>
             </w:r>
           </w:p>
         </w:tc>
@@ -7605,6 +7647,190 @@
     </w:tbl>
     <w:bookmarkEnd w:id="35"/>
     <w:bookmarkEnd w:id="36"/>
+    <w:p>
+      <w:pPr>
+        <w:pStyle w:val="Heading1"/>
+      </w:pPr>
+      <w:r>
+        <w:t>14. V1.1 SRS扩展同步补充</w:t>
+      </w:r>
+    </w:p>
+    <w:p>
+      <w:r>
+        <w:t>本节同步SRS V1.1扩写后的多角色、多终端和后台管理范围，补充可验收的非功能指标。</w:t>
+      </w:r>
+    </w:p>
+    <w:tbl>
+      <w:tblPr>
+        <w:tblW w:type="auto" w:w="0"/>
+        <w:tblLook w:firstColumn="1" w:firstRow="1" w:lastColumn="0" w:lastRow="0" w:noHBand="0" w:noVBand="1" w:val="04A0"/>
+      </w:tblPr>
+      <w:tblGrid>
+        <w:gridCol w:w="3120"/>
+        <w:gridCol w:w="3120"/>
+        <w:gridCol w:w="3120"/>
+      </w:tblGrid>
+      <w:tr>
+        <w:tc>
+          <w:tcPr>
+            <w:tcW w:type="dxa" w:w="3120"/>
+          </w:tcPr>
+          <w:p>
+            <w:r>
+              <w:t>指标域</w:t>
+            </w:r>
+          </w:p>
+        </w:tc>
+        <w:tc>
+          <w:tcPr>
+            <w:tcW w:type="dxa" w:w="3120"/>
+          </w:tcPr>
+          <w:p>
+            <w:r>
+              <w:t>V1.1补充要求</w:t>
+            </w:r>
+          </w:p>
+        </w:tc>
+        <w:tc>
+          <w:tcPr>
+            <w:tcW w:type="dxa" w:w="3120"/>
+          </w:tcPr>
+          <w:p>
+            <w:r>
+              <w:t>测量方式</w:t>
+            </w:r>
+          </w:p>
+        </w:tc>
+      </w:tr>
+      <w:tr>
+        <w:tc>
+          <w:tcPr>
+            <w:tcW w:type="dxa" w:w="3120"/>
+          </w:tcPr>
+          <w:p>
+            <w:r>
+              <w:t>性能</w:t>
+            </w:r>
+          </w:p>
+        </w:tc>
+        <w:tc>
+          <w:tcPr>
+            <w:tcW w:type="dxa" w:w="3120"/>
+          </w:tcPr>
+          <w:p>
+            <w:r>
+              <w:t>学生高峰查询、知识库检索、外部API调用分别统计P95响应时间。</w:t>
+            </w:r>
+          </w:p>
+        </w:tc>
+        <w:tc>
+          <w:tcPr>
+            <w:tcW w:type="dxa" w:w="3120"/>
+          </w:tcPr>
+          <w:p>
+            <w:r>
+              <w:t>压测报告、APM链路追踪。</w:t>
+            </w:r>
+          </w:p>
+        </w:tc>
+      </w:tr>
+      <w:tr>
+        <w:tc>
+          <w:tcPr>
+            <w:tcW w:type="dxa" w:w="3120"/>
+          </w:tcPr>
+          <w:p>
+            <w:r>
+              <w:t>容量</w:t>
+            </w:r>
+          </w:p>
+        </w:tc>
+        <w:tc>
+          <w:tcPr>
+            <w:tcW w:type="dxa" w:w="3120"/>
+          </w:tcPr>
+          <w:p>
+            <w:r>
+              <w:t>考试周、选课周按峰值并发用户和日消息量设计容量。</w:t>
+            </w:r>
+          </w:p>
+        </w:tc>
+        <w:tc>
+          <w:tcPr>
+            <w:tcW w:type="dxa" w:w="3120"/>
+          </w:tcPr>
+          <w:p>
+            <w:r>
+              <w:t>容量模型和压力测试。</w:t>
+            </w:r>
+          </w:p>
+        </w:tc>
+      </w:tr>
+      <w:tr>
+        <w:tc>
+          <w:tcPr>
+            <w:tcW w:type="dxa" w:w="3120"/>
+          </w:tcPr>
+          <w:p>
+            <w:r>
+              <w:t>安全</w:t>
+            </w:r>
+          </w:p>
+        </w:tc>
+        <w:tc>
+          <w:tcPr>
+            <w:tcW w:type="dxa" w:w="3120"/>
+          </w:tcPr>
+          <w:p>
+            <w:r>
+              <w:t>按角色、数据级别和操作类型实施RBAC与审计。</w:t>
+            </w:r>
+          </w:p>
+        </w:tc>
+        <w:tc>
+          <w:tcPr>
+            <w:tcW w:type="dxa" w:w="3120"/>
+          </w:tcPr>
+          <w:p>
+            <w:r>
+              <w:t>权限测试、安全测试和审计日志检查。</w:t>
+            </w:r>
+          </w:p>
+        </w:tc>
+      </w:tr>
+      <w:tr>
+        <w:tc>
+          <w:tcPr>
+            <w:tcW w:type="dxa" w:w="3120"/>
+          </w:tcPr>
+          <w:p>
+            <w:r>
+              <w:t>兼容性</w:t>
+            </w:r>
+          </w:p>
+        </w:tc>
+        <w:tc>
+          <w:tcPr>
+            <w:tcW w:type="dxa" w:w="3120"/>
+          </w:tcPr>
+          <w:p>
+            <w:r>
+              <w:t>Web、H5、小程序和主流移动浏览器纳入回归范围。</w:t>
+            </w:r>
+          </w:p>
+        </w:tc>
+        <w:tc>
+          <w:tcPr>
+            <w:tcW w:type="dxa" w:w="3120"/>
+          </w:tcPr>
+          <w:p>
+            <w:r>
+              <w:t>兼容性测试矩阵。</w:t>
+            </w:r>
+          </w:p>
+        </w:tc>
+      </w:tr>
+    </w:tbl>
     <w:sectPr>
       <w:footnotePr>
         <w:numRestart w:val="eachSect"/>

--- a/07-SRS/非功能性需求(NFR).docx
+++ b/07-SRS/非功能性需求(NFR).docx
@@ -148,7 +148,7 @@
           </w:tcPr>
           <w:p>
             <w:r>
-              <w:t>V1.1</w:t>
+              <w:t>V1.2</w:t>
             </w:r>
           </w:p>
         </w:tc>
@@ -170,7 +170,7 @@
           </w:tcPr>
           <w:p>
             <w:r>
-              <w:t>扩写基线</w:t>
+              <w:t>评审修订稿</w:t>
             </w:r>
           </w:p>
         </w:tc>
@@ -192,7 +192,7 @@
           </w:tcPr>
           <w:p>
             <w:r>
-              <w:t>2026-05-30</w:t>
+              <w:t>2026-06-12</w:t>
             </w:r>
           </w:p>
         </w:tc>
@@ -354,6 +354,48 @@
           <w:p>
             <w:r>
               <w:t>同步SRS V1.1扩展后的用户群和功能范围，补充性能、安全、容量和多端兼容验收方法。</w:t>
+            </w:r>
+          </w:p>
+        </w:tc>
+        <w:tc>
+          <w:tcPr>
+            <w:tcW w:type="dxa" w:w="2340"/>
+          </w:tcPr>
+          <w:p>
+            <w:r>
+              <w:t>需求分析团队</w:t>
+            </w:r>
+          </w:p>
+        </w:tc>
+      </w:tr>
+      <w:tr>
+        <w:tc>
+          <w:tcPr>
+            <w:tcW w:type="dxa" w:w="2340"/>
+          </w:tcPr>
+          <w:p>
+            <w:r>
+              <w:t>V1.2</w:t>
+            </w:r>
+          </w:p>
+        </w:tc>
+        <w:tc>
+          <w:tcPr>
+            <w:tcW w:type="dxa" w:w="2340"/>
+          </w:tcPr>
+          <w:p>
+            <w:r>
+              <w:t>2026-06-12</w:t>
+            </w:r>
+          </w:p>
+        </w:tc>
+        <w:tc>
+          <w:tcPr>
+            <w:tcW w:type="dxa" w:w="2340"/>
+          </w:tcPr>
+          <w:p>
+            <w:r>
+              <w:t>补充可测量SLO、监控告警、压测、安全测试、容灾演练和缺陷分级处理口径。</w:t>
             </w:r>
           </w:p>
         </w:tc>
@@ -7826,6 +7868,329 @@
           <w:p>
             <w:r>
               <w:t>兼容性测试矩阵。</w:t>
+            </w:r>
+          </w:p>
+        </w:tc>
+      </w:tr>
+    </w:tbl>
+    <w:p>
+      <w:pPr>
+        <w:pStyle w:val="Heading1"/>
+      </w:pPr>
+      <w:r>
+        <w:t>15. V1.2 可测量性与运维补充</w:t>
+      </w:r>
+    </w:p>
+    <w:p>
+      <w:r>
+        <w:t>V1.2将非功能需求落实到SLO、监控告警、演练和测试证据，避免只描述目标而无法验收。</w:t>
+      </w:r>
+    </w:p>
+    <w:tbl>
+      <w:tblPr>
+        <w:tblW w:type="auto" w:w="0"/>
+        <w:tblLook w:firstColumn="1" w:firstRow="1" w:lastColumn="0" w:lastRow="0" w:noHBand="0" w:noVBand="1" w:val="04A0"/>
+      </w:tblPr>
+      <w:tblGrid>
+        <w:gridCol w:w="3120"/>
+        <w:gridCol w:w="3120"/>
+        <w:gridCol w:w="3120"/>
+      </w:tblGrid>
+      <w:tr>
+        <w:tc>
+          <w:tcPr>
+            <w:tcW w:type="dxa" w:w="3120"/>
+          </w:tcPr>
+          <w:p>
+            <w:r>
+              <w:t>SLO/控制项</w:t>
+            </w:r>
+          </w:p>
+        </w:tc>
+        <w:tc>
+          <w:tcPr>
+            <w:tcW w:type="dxa" w:w="3120"/>
+          </w:tcPr>
+          <w:p>
+            <w:r>
+              <w:t>目标</w:t>
+            </w:r>
+          </w:p>
+        </w:tc>
+        <w:tc>
+          <w:tcPr>
+            <w:tcW w:type="dxa" w:w="3120"/>
+          </w:tcPr>
+          <w:p>
+            <w:r>
+              <w:t>告警或验收规则</w:t>
+            </w:r>
+          </w:p>
+        </w:tc>
+      </w:tr>
+      <w:tr>
+        <w:tc>
+          <w:tcPr>
+            <w:tcW w:type="dxa" w:w="3120"/>
+          </w:tcPr>
+          <w:p>
+            <w:r>
+              <w:t>问答服务可用性</w:t>
+            </w:r>
+          </w:p>
+        </w:tc>
+        <w:tc>
+          <w:tcPr>
+            <w:tcW w:type="dxa" w:w="3120"/>
+          </w:tcPr>
+          <w:p>
+            <w:r>
+              <w:t>月度可用性不低于99.5%。</w:t>
+            </w:r>
+          </w:p>
+        </w:tc>
+        <w:tc>
+          <w:tcPr>
+            <w:tcW w:type="dxa" w:w="3120"/>
+          </w:tcPr>
+          <w:p>
+            <w:r>
+              <w:t>低于目标需形成故障复盘和改进项。</w:t>
+            </w:r>
+          </w:p>
+        </w:tc>
+      </w:tr>
+      <w:tr>
+        <w:tc>
+          <w:tcPr>
+            <w:tcW w:type="dxa" w:w="3120"/>
+          </w:tcPr>
+          <w:p>
+            <w:r>
+              <w:t>知识库命中响应</w:t>
+            </w:r>
+          </w:p>
+        </w:tc>
+        <w:tc>
+          <w:tcPr>
+            <w:tcW w:type="dxa" w:w="3120"/>
+          </w:tcPr>
+          <w:p>
+            <w:r>
+              <w:t>知识库命中场景P95不超过3秒。</w:t>
+            </w:r>
+          </w:p>
+        </w:tc>
+        <w:tc>
+          <w:tcPr>
+            <w:tcW w:type="dxa" w:w="3120"/>
+          </w:tcPr>
+          <w:p>
+            <w:r>
+              <w:t>压测和生产监控均需采集。</w:t>
+            </w:r>
+          </w:p>
+        </w:tc>
+      </w:tr>
+      <w:tr>
+        <w:tc>
+          <w:tcPr>
+            <w:tcW w:type="dxa" w:w="3120"/>
+          </w:tcPr>
+          <w:p>
+            <w:r>
+              <w:t>外部接口降级</w:t>
+            </w:r>
+          </w:p>
+        </w:tc>
+        <w:tc>
+          <w:tcPr>
+            <w:tcW w:type="dxa" w:w="3120"/>
+          </w:tcPr>
+          <w:p>
+            <w:r>
+              <w:t>外部系统不可用时返回明确降级提示。</w:t>
+            </w:r>
+          </w:p>
+        </w:tc>
+        <w:tc>
+          <w:tcPr>
+            <w:tcW w:type="dxa" w:w="3120"/>
+          </w:tcPr>
+          <w:p>
+            <w:r>
+              <w:t>故障演练验证。</w:t>
+            </w:r>
+          </w:p>
+        </w:tc>
+      </w:tr>
+      <w:tr>
+        <w:tc>
+          <w:tcPr>
+            <w:tcW w:type="dxa" w:w="3120"/>
+          </w:tcPr>
+          <w:p>
+            <w:r>
+              <w:t>安全事件响应</w:t>
+            </w:r>
+          </w:p>
+        </w:tc>
+        <w:tc>
+          <w:tcPr>
+            <w:tcW w:type="dxa" w:w="3120"/>
+          </w:tcPr>
+          <w:p>
+            <w:r>
+              <w:t>高危事件发现后30分钟内通知负责人。</w:t>
+            </w:r>
+          </w:p>
+        </w:tc>
+        <w:tc>
+          <w:tcPr>
+            <w:tcW w:type="dxa" w:w="3120"/>
+          </w:tcPr>
+          <w:p>
+            <w:r>
+              <w:t>告警记录和处置记录检查。</w:t>
+            </w:r>
+          </w:p>
+        </w:tc>
+      </w:tr>
+    </w:tbl>
+    <w:tbl>
+      <w:tblPr>
+        <w:tblW w:type="auto" w:w="0"/>
+        <w:tblLook w:firstColumn="1" w:firstRow="1" w:lastColumn="0" w:lastRow="0" w:noHBand="0" w:noVBand="1" w:val="04A0"/>
+      </w:tblPr>
+      <w:tblGrid>
+        <w:gridCol w:w="3120"/>
+        <w:gridCol w:w="3120"/>
+        <w:gridCol w:w="3120"/>
+      </w:tblGrid>
+      <w:tr>
+        <w:tc>
+          <w:tcPr>
+            <w:tcW w:type="dxa" w:w="3120"/>
+          </w:tcPr>
+          <w:p>
+            <w:r>
+              <w:t>测试类型</w:t>
+            </w:r>
+          </w:p>
+        </w:tc>
+        <w:tc>
+          <w:tcPr>
+            <w:tcW w:type="dxa" w:w="3120"/>
+          </w:tcPr>
+          <w:p>
+            <w:r>
+              <w:t>覆盖内容</w:t>
+            </w:r>
+          </w:p>
+        </w:tc>
+        <w:tc>
+          <w:tcPr>
+            <w:tcW w:type="dxa" w:w="3120"/>
+          </w:tcPr>
+          <w:p>
+            <w:r>
+              <w:t>准入要求</w:t>
+            </w:r>
+          </w:p>
+        </w:tc>
+      </w:tr>
+      <w:tr>
+        <w:tc>
+          <w:tcPr>
+            <w:tcW w:type="dxa" w:w="3120"/>
+          </w:tcPr>
+          <w:p>
+            <w:r>
+              <w:t>压力测试</w:t>
+            </w:r>
+          </w:p>
+        </w:tc>
+        <w:tc>
+          <w:tcPr>
+            <w:tcW w:type="dxa" w:w="3120"/>
+          </w:tcPr>
+          <w:p>
+            <w:r>
+              <w:t>高峰并发、长稳、突发流量。</w:t>
+            </w:r>
+          </w:p>
+        </w:tc>
+        <w:tc>
+          <w:tcPr>
+            <w:tcW w:type="dxa" w:w="3120"/>
+          </w:tcPr>
+          <w:p>
+            <w:r>
+              <w:t>无P0/P1性能缺陷。</w:t>
+            </w:r>
+          </w:p>
+        </w:tc>
+      </w:tr>
+      <w:tr>
+        <w:tc>
+          <w:tcPr>
+            <w:tcW w:type="dxa" w:w="3120"/>
+          </w:tcPr>
+          <w:p>
+            <w:r>
+              <w:t>安全测试</w:t>
+            </w:r>
+          </w:p>
+        </w:tc>
+        <w:tc>
+          <w:tcPr>
+            <w:tcW w:type="dxa" w:w="3120"/>
+          </w:tcPr>
+          <w:p>
+            <w:r>
+              <w:t>认证、授权、注入、越权、敏感信息泄露。</w:t>
+            </w:r>
+          </w:p>
+        </w:tc>
+        <w:tc>
+          <w:tcPr>
+            <w:tcW w:type="dxa" w:w="3120"/>
+          </w:tcPr>
+          <w:p>
+            <w:r>
+              <w:t>高危漏洞关闭后方可上线。</w:t>
+            </w:r>
+          </w:p>
+        </w:tc>
+      </w:tr>
+      <w:tr>
+        <w:tc>
+          <w:tcPr>
+            <w:tcW w:type="dxa" w:w="3120"/>
+          </w:tcPr>
+          <w:p>
+            <w:r>
+              <w:t>容灾演练</w:t>
+            </w:r>
+          </w:p>
+        </w:tc>
+        <w:tc>
+          <w:tcPr>
+            <w:tcW w:type="dxa" w:w="3120"/>
+          </w:tcPr>
+          <w:p>
+            <w:r>
+              <w:t>服务重启、数据库备份恢复、缓存失效、外部接口超时。</w:t>
+            </w:r>
+          </w:p>
+        </w:tc>
+        <w:tc>
+          <w:tcPr>
+            <w:tcW w:type="dxa" w:w="3120"/>
+          </w:tcPr>
+          <w:p>
+            <w:r>
+              <w:t>满足RTO/RPO目标。</w:t>
             </w:r>
           </w:p>
         </w:tc>

--- a/07-SRS/非功能性需求(NFR).docx
+++ b/07-SRS/非功能性需求(NFR).docx
@@ -148,7 +148,7 @@
           </w:tcPr>
           <w:p>
             <w:r>
-              <w:t>V1.2</w:t>
+              <w:t>V1.3</w:t>
             </w:r>
           </w:p>
         </w:tc>
@@ -170,7 +170,7 @@
           </w:tcPr>
           <w:p>
             <w:r>
-              <w:t>评审修订稿</w:t>
+              <w:t>正式基线</w:t>
             </w:r>
           </w:p>
         </w:tc>
@@ -192,7 +192,7 @@
           </w:tcPr>
           <w:p>
             <w:r>
-              <w:t>2026-06-12</w:t>
+              <w:t>2026-06-19</w:t>
             </w:r>
           </w:p>
         </w:tc>
@@ -396,6 +396,48 @@
           <w:p>
             <w:r>
               <w:t>补充可测量SLO、监控告警、压测、安全测试、容灾演练和缺陷分级处理口径。</w:t>
+            </w:r>
+          </w:p>
+        </w:tc>
+        <w:tc>
+          <w:tcPr>
+            <w:tcW w:type="dxa" w:w="2340"/>
+          </w:tcPr>
+          <w:p>
+            <w:r>
+              <w:t>需求分析团队</w:t>
+            </w:r>
+          </w:p>
+        </w:tc>
+      </w:tr>
+      <w:tr>
+        <w:tc>
+          <w:tcPr>
+            <w:tcW w:type="dxa" w:w="2340"/>
+          </w:tcPr>
+          <w:p>
+            <w:r>
+              <w:t>V1.3</w:t>
+            </w:r>
+          </w:p>
+        </w:tc>
+        <w:tc>
+          <w:tcPr>
+            <w:tcW w:type="dxa" w:w="2340"/>
+          </w:tcPr>
+          <w:p>
+            <w:r>
+              <w:t>2026-06-19</w:t>
+            </w:r>
+          </w:p>
+        </w:tc>
+        <w:tc>
+          <w:tcPr>
+            <w:tcW w:type="dxa" w:w="2340"/>
+          </w:tcPr>
+          <w:p>
+            <w:r>
+              <w:t>形成非功能需求正式基线，固化指标优先级、验收准入、运维交接和变更控制要求。</w:t>
             </w:r>
           </w:p>
         </w:tc>
@@ -8191,6 +8233,190 @@
           <w:p>
             <w:r>
               <w:t>满足RTO/RPO目标。</w:t>
+            </w:r>
+          </w:p>
+        </w:tc>
+      </w:tr>
+    </w:tbl>
+    <w:p>
+      <w:pPr>
+        <w:pStyle w:val="Heading1"/>
+      </w:pPr>
+      <w:r>
+        <w:t>16. V1.3 非功能需求基线确认</w:t>
+      </w:r>
+    </w:p>
+    <w:p>
+      <w:r>
+        <w:t>V1.3作为非功能需求正式基线。设计、开发、测试、上线和运维交接均应以本版本指标为最低准入要求。</w:t>
+      </w:r>
+    </w:p>
+    <w:tbl>
+      <w:tblPr>
+        <w:tblW w:type="auto" w:w="0"/>
+        <w:tblLook w:firstColumn="1" w:firstRow="1" w:lastColumn="0" w:lastRow="0" w:noHBand="0" w:noVBand="1" w:val="04A0"/>
+      </w:tblPr>
+      <w:tblGrid>
+        <w:gridCol w:w="3120"/>
+        <w:gridCol w:w="3120"/>
+        <w:gridCol w:w="3120"/>
+      </w:tblGrid>
+      <w:tr>
+        <w:tc>
+          <w:tcPr>
+            <w:tcW w:type="dxa" w:w="3120"/>
+          </w:tcPr>
+          <w:p>
+            <w:r>
+              <w:t>基线项</w:t>
+            </w:r>
+          </w:p>
+        </w:tc>
+        <w:tc>
+          <w:tcPr>
+            <w:tcW w:type="dxa" w:w="3120"/>
+          </w:tcPr>
+          <w:p>
+            <w:r>
+              <w:t>确认内容</w:t>
+            </w:r>
+          </w:p>
+        </w:tc>
+        <w:tc>
+          <w:tcPr>
+            <w:tcW w:type="dxa" w:w="3120"/>
+          </w:tcPr>
+          <w:p>
+            <w:r>
+              <w:t>变更控制</w:t>
+            </w:r>
+          </w:p>
+        </w:tc>
+      </w:tr>
+      <w:tr>
+        <w:tc>
+          <w:tcPr>
+            <w:tcW w:type="dxa" w:w="3120"/>
+          </w:tcPr>
+          <w:p>
+            <w:r>
+              <w:t>关键指标</w:t>
+            </w:r>
+          </w:p>
+        </w:tc>
+        <w:tc>
+          <w:tcPr>
+            <w:tcW w:type="dxa" w:w="3120"/>
+          </w:tcPr>
+          <w:p>
+            <w:r>
+              <w:t>响应时间、吞吐量、可用性、安全、可靠性、兼容性、可维护性和运维监控。</w:t>
+            </w:r>
+          </w:p>
+        </w:tc>
+        <w:tc>
+          <w:tcPr>
+            <w:tcW w:type="dxa" w:w="3120"/>
+          </w:tcPr>
+          <w:p>
+            <w:r>
+              <w:t>指标降低必须经项目负责人、业务代表和运维代表确认。</w:t>
+            </w:r>
+          </w:p>
+        </w:tc>
+      </w:tr>
+      <w:tr>
+        <w:tc>
+          <w:tcPr>
+            <w:tcW w:type="dxa" w:w="3120"/>
+          </w:tcPr>
+          <w:p>
+            <w:r>
+              <w:t>验收证据</w:t>
+            </w:r>
+          </w:p>
+        </w:tc>
+        <w:tc>
+          <w:tcPr>
+            <w:tcW w:type="dxa" w:w="3120"/>
+          </w:tcPr>
+          <w:p>
+            <w:r>
+              <w:t>压测、安全测试、兼容性测试、容灾演练、监控告警和缺陷闭环记录。</w:t>
+            </w:r>
+          </w:p>
+        </w:tc>
+        <w:tc>
+          <w:tcPr>
+            <w:tcW w:type="dxa" w:w="3120"/>
+          </w:tcPr>
+          <w:p>
+            <w:r>
+              <w:t>缺少关键证据不得视为通过验收。</w:t>
+            </w:r>
+          </w:p>
+        </w:tc>
+      </w:tr>
+      <w:tr>
+        <w:tc>
+          <w:tcPr>
+            <w:tcW w:type="dxa" w:w="3120"/>
+          </w:tcPr>
+          <w:p>
+            <w:r>
+              <w:t>运维交接</w:t>
+            </w:r>
+          </w:p>
+        </w:tc>
+        <w:tc>
+          <w:tcPr>
+            <w:tcW w:type="dxa" w:w="3120"/>
+          </w:tcPr>
+          <w:p>
+            <w:r>
+              <w:t>运行环境、部署方式、监控项、告警联系人、备份恢复和应急预案。</w:t>
+            </w:r>
+          </w:p>
+        </w:tc>
+        <w:tc>
+          <w:tcPr>
+            <w:tcW w:type="dxa" w:w="3120"/>
+          </w:tcPr>
+          <w:p>
+            <w:r>
+              <w:t>上线前完成交接签收。</w:t>
+            </w:r>
+          </w:p>
+        </w:tc>
+      </w:tr>
+      <w:tr>
+        <w:tc>
+          <w:tcPr>
+            <w:tcW w:type="dxa" w:w="3120"/>
+          </w:tcPr>
+          <w:p>
+            <w:r>
+              <w:t>后续维护</w:t>
+            </w:r>
+          </w:p>
+        </w:tc>
+        <w:tc>
+          <w:tcPr>
+            <w:tcW w:type="dxa" w:w="3120"/>
+          </w:tcPr>
+          <w:p>
+            <w:r>
+              <w:t>新增功能必须补充对应NFR影响评估。</w:t>
+            </w:r>
+          </w:p>
+        </w:tc>
+        <w:tc>
+          <w:tcPr>
+            <w:tcW w:type="dxa" w:w="3120"/>
+          </w:tcPr>
+          <w:p>
+            <w:r>
+              <w:t>维护版本保留修订记录。</w:t>
             </w:r>
           </w:p>
         </w:tc>
